--- a/Week1/Week 1 Screenshots.docx
+++ b/Week1/Week 1 Screenshots.docx
@@ -4,44 +4,38 @@
   <w:body>
     <w:p>
       <w:pPr>
+        <w:pStyle w:val="Heading1"/>
         <w:rPr>
           <w:rFonts w:ascii="Times New Roman" w:hAnsi="Times New Roman" w:cs="Times New Roman"/>
-          <w:b/>
-          <w:bCs/>
-          <w:sz w:val="32"/>
-          <w:szCs w:val="32"/>
+          <w:sz w:val="28"/>
+          <w:szCs w:val="28"/>
         </w:rPr>
       </w:pPr>
       <w:r>
         <w:rPr>
           <w:rFonts w:ascii="Times New Roman" w:hAnsi="Times New Roman" w:cs="Times New Roman"/>
-          <w:b/>
-          <w:bCs/>
-          <w:sz w:val="32"/>
-          <w:szCs w:val="32"/>
+          <w:sz w:val="28"/>
+          <w:szCs w:val="28"/>
         </w:rPr>
         <w:t>Week 1: Local Environment Setup</w:t>
       </w:r>
     </w:p>
     <w:p>
       <w:pPr>
+        <w:pStyle w:val="Heading2"/>
         <w:rPr>
           <w:rFonts w:ascii="Times New Roman" w:hAnsi="Times New Roman" w:cs="Times New Roman"/>
-          <w:b/>
-          <w:bCs/>
-          <w:sz w:val="28"/>
-          <w:szCs w:val="28"/>
+          <w:sz w:val="24"/>
+          <w:szCs w:val="24"/>
         </w:rPr>
       </w:pPr>
       <w:r>
         <w:rPr>
-          <w:rFonts w:ascii="Times New Roman" w:hAnsi="Times New Roman" w:cs="Times New Roman"/>
-          <w:b/>
-          <w:bCs/>
-          <w:sz w:val="28"/>
-          <w:szCs w:val="28"/>
-        </w:rPr>
-        <w:t>Installation and Testing of Local Development Environment</w:t>
+          <w:rFonts w:ascii="Times New Roman" w:eastAsia="Times New Roman" w:hAnsi="Times New Roman" w:cs="Times New Roman"/>
+          <w:sz w:val="24"/>
+          <w:szCs w:val="24"/>
+        </w:rPr>
+        <w:t>1.1 Installation and Testing of Local Development Environment</w:t>
       </w:r>
     </w:p>
     <w:p>
@@ -59,10 +53,10 @@
           <w14:ligatures w14:val="standardContextual"/>
         </w:rPr>
         <w:drawing>
-          <wp:inline distT="0" distB="0" distL="0" distR="0" wp14:anchorId="5700E62B" wp14:editId="588AE73F">
+          <wp:inline distT="0" distB="0" distL="0" distR="0" wp14:anchorId="34FE79B3" wp14:editId="218F93A2">
             <wp:extent cx="1516353" cy="660400"/>
             <wp:effectExtent l="0" t="0" r="8255" b="6350"/>
-            <wp:docPr id="363938647" name="Picture 1"/>
+            <wp:docPr id="1323062100" name="Picture 1"/>
             <wp:cNvGraphicFramePr>
               <a:graphicFrameLocks xmlns:a="http://schemas.openxmlformats.org/drawingml/2006/main" noChangeAspect="1"/>
             </wp:cNvGraphicFramePr>
@@ -166,10 +160,10 @@
           <w14:ligatures w14:val="standardContextual"/>
         </w:rPr>
         <w:drawing>
-          <wp:inline distT="0" distB="0" distL="0" distR="0" wp14:anchorId="63D63DBE" wp14:editId="2D0B8468">
+          <wp:inline distT="0" distB="0" distL="0" distR="0" wp14:anchorId="1C1F6BE5" wp14:editId="7C7AF2F3">
             <wp:extent cx="3133725" cy="1663700"/>
             <wp:effectExtent l="0" t="0" r="9525" b="0"/>
-            <wp:docPr id="1820858471" name="Picture 2"/>
+            <wp:docPr id="597636181" name="Picture 2"/>
             <wp:cNvGraphicFramePr>
               <a:graphicFrameLocks xmlns:a="http://schemas.openxmlformats.org/drawingml/2006/main" noChangeAspect="1"/>
             </wp:cNvGraphicFramePr>
@@ -280,10 +274,10 @@
           <w14:ligatures w14:val="standardContextual"/>
         </w:rPr>
         <w:drawing>
-          <wp:inline distT="0" distB="0" distL="0" distR="0" wp14:anchorId="2DE35037" wp14:editId="04891DEF">
-            <wp:extent cx="4807327" cy="1866900"/>
-            <wp:effectExtent l="0" t="0" r="0" b="0"/>
-            <wp:docPr id="1618100746" name="Picture 3"/>
+          <wp:inline distT="0" distB="0" distL="0" distR="0" wp14:anchorId="13C74E6A" wp14:editId="6017EEFB">
+            <wp:extent cx="4565325" cy="1562100"/>
+            <wp:effectExtent l="0" t="0" r="6985" b="0"/>
+            <wp:docPr id="680512847" name="Picture 3"/>
             <wp:cNvGraphicFramePr>
               <a:graphicFrameLocks xmlns:a="http://schemas.openxmlformats.org/drawingml/2006/main" noChangeAspect="1"/>
             </wp:cNvGraphicFramePr>
@@ -309,7 +303,7 @@
                   <pic:spPr>
                     <a:xfrm>
                       <a:off x="0" y="0"/>
-                      <a:ext cx="4833416" cy="1877032"/>
+                      <a:ext cx="4599389" cy="1573756"/>
                     </a:xfrm>
                     <a:prstGeom prst="rect">
                       <a:avLst/>
@@ -375,10 +369,10 @@
           <w14:ligatures w14:val="standardContextual"/>
         </w:rPr>
         <w:drawing>
-          <wp:inline distT="0" distB="0" distL="0" distR="0" wp14:anchorId="1B4E0609" wp14:editId="0A89F8BC">
-            <wp:extent cx="2438021" cy="793750"/>
-            <wp:effectExtent l="19050" t="19050" r="19685" b="25400"/>
-            <wp:docPr id="1907601076" name="Picture 4"/>
+          <wp:inline distT="0" distB="0" distL="0" distR="0" wp14:anchorId="1137EF0D" wp14:editId="29DA6D5D">
+            <wp:extent cx="2317750" cy="790897"/>
+            <wp:effectExtent l="19050" t="19050" r="25400" b="28575"/>
+            <wp:docPr id="44929668" name="Picture 4"/>
             <wp:cNvGraphicFramePr>
               <a:graphicFrameLocks xmlns:a="http://schemas.openxmlformats.org/drawingml/2006/main" noChangeAspect="1"/>
             </wp:cNvGraphicFramePr>
@@ -404,7 +398,7 @@
                   <pic:spPr>
                     <a:xfrm>
                       <a:off x="0" y="0"/>
-                      <a:ext cx="2473334" cy="805247"/>
+                      <a:ext cx="2358240" cy="804714"/>
                     </a:xfrm>
                     <a:prstGeom prst="rect">
                       <a:avLst/>
@@ -452,7 +446,6 @@
         <w:t>: Hello World Test</w:t>
       </w:r>
     </w:p>
-    <w:p/>
     <w:p>
       <w:pPr>
         <w:spacing w:before="100" w:beforeAutospacing="1" w:after="100" w:afterAutospacing="1" w:line="240" w:lineRule="auto"/>
@@ -476,10 +469,10 @@
           <w14:ligatures w14:val="standardContextual"/>
         </w:rPr>
         <w:drawing>
-          <wp:inline distT="0" distB="0" distL="0" distR="0" wp14:anchorId="0AB3B7F1" wp14:editId="30AA263E">
+          <wp:inline distT="0" distB="0" distL="0" distR="0" wp14:anchorId="3BA23FA2" wp14:editId="5A700231">
             <wp:extent cx="2819400" cy="888292"/>
             <wp:effectExtent l="19050" t="19050" r="19050" b="26670"/>
-            <wp:docPr id="364605651" name="Picture 5"/>
+            <wp:docPr id="1784515342" name="Picture 5"/>
             <wp:cNvGraphicFramePr>
               <a:graphicFrameLocks xmlns:a="http://schemas.openxmlformats.org/drawingml/2006/main" noChangeAspect="1"/>
             </wp:cNvGraphicFramePr>
@@ -551,14 +544,6 @@
       <w:r>
         <w:t>: Database Connection Test</w:t>
       </w:r>
-    </w:p>
-    <w:p/>
-    <w:p>
-      <w:pPr>
-        <w:rPr>
-          <w:rFonts w:ascii="Times New Roman" w:hAnsi="Times New Roman" w:cs="Times New Roman"/>
-        </w:rPr>
-      </w:pPr>
     </w:p>
     <w:p/>
     <w:sectPr>
